--- a/irb_submission/SORA_IRB_Submission_Packet_v1.0.docx
+++ b/irb_submission/SORA_IRB_Submission_Packet_v1.0.docx
@@ -1008,7 +1008,7 @@
         <w:pStyle w:val="ListNumber"/>
       </w:pPr>
       <w:r>
-        <w:t>The HIPAA-compliant file is transmitted through [approved transfer method]. It contains only clinic row ID, sex, age at onset in months, Dpre, and Dpost.</w:t>
+        <w:t>The clinic submits the data electronically as the study-provided Excel workbook or an equivalent CSV file through [approved secure upload portal]. Paper forms, scanned forms, photographs, fax, and submission in an email body are not accepted. The electronic table contains only clinic row ID, sex, age at onset in months, Dpre, and Dpost.</w:t>
       </w:r>
     </w:p>
     <w:p>
@@ -1704,7 +1704,7 @@
     </w:p>
     <w:p>
       <w:r>
-        <w:t>Complete one row per eligible patient. Do not transmit exact dates or free text. Keep the source-date worksheet and re-identification key at the clinic.</w:t>
+        <w:t>This is an electronic data table, not a paper case-report form. The clinic must enter one eligible patient per row in the study-provided Excel workbook or an equivalent CSV file and upload the completed file through the approved secure portal. Do not print, handwrite, scan, photograph, fax, or paste the data into an email. Do not transmit exact dates or free text. Keep the source-date worksheet and re-identification key at the clinic.</w:t>
       </w:r>
     </w:p>
     <w:tbl>

--- a/irb_submission/SORA_IRB_Submission_Packet_v1.0.docx
+++ b/irb_submission/SORA_IRB_Submission_Packet_v1.0.docx
@@ -277,7 +277,7 @@
         <w:pStyle w:val="ListNumber"/>
       </w:pPr>
       <w:r>
-        <w:t>Aim 1: Estimate the distribution of days from the most recent vaccination before onset to the first persistent, parent-observed regressive behavior (Dpre). Primary hypothesis: the proportion with Dpre = 0–2 days exceeds the proportion expected under the prespecified within-interval null model.</w:t>
+        <w:t>Aim 1: Test whether onset timing is distributed uniformly within the interval between adjacent vaccinations or is disproportionately concentrated near the preceding vaccination. Primary normalized measure: U = Dpre / (Dpre + Dpost). Under the primary null model, onset is uniformly distributed within each observed interval and U follows Uniform(0,1).</w:t>
       </w:r>
     </w:p>
     <w:p>
@@ -285,7 +285,7 @@
         <w:pStyle w:val="ListNumber"/>
       </w:pPr>
       <w:r>
-        <w:t>Aim 2: Test whether onset positions cluster near the preceding vaccination after accounting for the length of each child’s interval between adjacent vaccinations. Primary normalized measure: U = Dpre / (Dpre + Dpost). Under the primary null model, onset is uniformly distributed within each observed interval and U follows Uniform(0,1).</w:t>
+        <w:t>Aim 2: Estimate and compare prespecified short-window concentrations, especially Dpre = 0–2 days and Dpre = 0–7 days, against their child-specific null expectations. These windows provide interpretable effect estimates without defining the study’s success by one arbitrary cutoff.</w:t>
       </w:r>
     </w:p>
     <w:p>
@@ -293,7 +293,7 @@
         <w:pStyle w:val="ListNumber"/>
       </w:pPr>
       <w:r>
-        <w:t>Aim 3: Describe the phenotype by age at onset and sex, and assess robustness to onset certainty, source of documentation, same-day coding, interval length, clinic, vaccine type/antigen count when available, and alternative risk windows.</w:t>
+        <w:t>Aim 3: Describe timing patterns by age at onset and sex, and assess robustness to same-day coding, interval length, alternative risk windows, and other sensitivity analyses supported by the five received variables.</w:t>
       </w:r>
     </w:p>
     <w:p>
@@ -794,12 +794,12 @@
     </w:p>
     <w:p>
       <w:r>
-        <w:t>For child i, let aᵢ=Dpre, bᵢ=Dpost, Lᵢ=aᵢ+bᵢ, and Uᵢ=aᵢ/Lᵢ. The primary window estimand is p₂=Pr(aᵢ≤2 days). The null expected probability for child i is min(3/Lᵢ,1) when discrete eligible onset days are 0,…,Lᵢ−1; conventions will be fixed before database lock. The observed count in the 0–2-day window will be compared with the Poisson-binomial null distribution having child-specific probabilities. Report the observed proportion, null-expected proportion, risk ratio, risk difference, exact two-sided p value, and 95% confidence intervals.</w:t>
+        <w:t>For child i, let aᵢ=Dpre, bᵢ=Dpost, Lᵢ=aᵢ+bᵢ, and Uᵢ=aᵢ/Lᵢ. The primary analysis evaluates whether U is Uniform(0,1) using a prespecified one-sample Cramér–von Mises statistic with a Monte Carlo conditional randomization distribution generated within each observed interval Lᵢ. The primary directional contrast will test excess concentration near the preceding vaccination using a prespecified statistic such as mean −log[max(U,ε)]. The empirical cumulative distribution and histogram of Dpre and U will be reported regardless of statistical significance.</w:t>
       </w:r>
     </w:p>
     <w:p>
       <w:r>
-        <w:t>The co-primary distributional test evaluates whether U is Uniform(0,1) using a prespecified one-sample Cramér–von Mises statistic with a Monte Carlo conditional randomization distribution generated within each observed interval Lᵢ. A one-sided prespecified statistic emphasizing proximity after the preceding vaccination (for example, mean −log[max(U,ε)]) will be reported alongside the omnibus test. Multiplicity: the 0–2-day test is primary; the omnibus test is key secondary. If both are labeled confirmatory, Holm correction will control family-wise α=0.05.</w:t>
+        <w:t>The 0–2-day and 0–7-day windows are prespecified key secondary estimands. For a window 0–w, the null probability for child i is min((w+1)/Lᵢ,1) when eligible discrete onset days are 0,…,Lᵢ−1; conventions will be fixed before database lock. Each observed count will be compared with its Poisson-binomial null distribution. Report observed and expected proportions, risk ratios, risk differences, 95% confidence intervals, and multiplicity-adjusted p values. Holm correction will control family-wise α=0.05 across the primary omnibus/directional test family and the two key windows, as finalized by the statistician before database lock.</w:t>
       </w:r>
     </w:p>
     <w:p>
@@ -815,7 +815,7 @@
         <w:pStyle w:val="ListBullet"/>
       </w:pPr>
       <w:r>
-        <w:t>Risk windows 0–1, 0–2, 0–7, 8–14, and 15–30 days, with exact exposure-opportunity denominators. Only 0–2 is primary; all others are exploratory.</w:t>
+        <w:t>Risk windows 0–1, 0–2, 0–7, 8–14, and 15–30 days, with exact exposure-opportunity denominators. The 0–2 and 0–7 windows are key secondary; the remaining windows are exploratory.</w:t>
       </w:r>
     </w:p>
     <w:p>
@@ -823,7 +823,7 @@
         <w:pStyle w:val="ListBullet"/>
       </w:pPr>
       <w:r>
-        <w:t>Empirical cumulative distribution, histogram, kernel density (descriptive only), and scan statistic over prespecified window widths with permutation-adjusted significance.</w:t>
+        <w:t>Empirical cumulative distribution, histogram, and kernel density (descriptive only). A prespecified moving-window scan will evaluate every contiguous window of width 1–7 days whose endpoints fall within days 0–30 (for example, days 2–4). The test statistic will be the largest standardized observed-minus-expected excess across all scanned windows. Its p value and simultaneous uncertainty will be obtained from the conditional randomization distribution of that maximum statistic, thereby accounting for searching across window locations and widths. The window with the largest excess will be reported as data-adaptive and not as an independently prespecified effect.</w:t>
       </w:r>
     </w:p>
     <w:p>
@@ -2540,59 +2540,38 @@
       </w:r>
     </w:p>
     <w:p>
-      <w:pPr>
-        <w:pStyle w:val="ListNumber"/>
-      </w:pPr>
       <w:r>
-        <w:t>Tan C, Frewer V, Cox G, Williams K, Ure A. Prevalence and Age of Onset of Regression in Children with Autism Spectrum Disorder: A Systematic Review and Meta-analytical Update. Autism Research. 2021;14(3):582–598. doi:10.1002/aur.2463.</w:t>
+        <w:t>1. Tan C, Frewer V, Cox G, Williams K, Ure A. Prevalence and Age of Onset of Regression in Children with Autism Spectrum Disorder: A Systematic Review and Meta-analytical Update. Autism Research. 2021;14(3):582–598. doi:10.1002/aur.2463.</w:t>
       </w:r>
     </w:p>
     <w:p>
-      <w:pPr>
-        <w:pStyle w:val="ListNumber"/>
-      </w:pPr>
       <w:r>
-        <w:t>Ozonoff S, et al. Changing conceptualizations of regression: What prospective studies reveal about the onset of autism spectrum disorder. Neuroscience &amp; Biobehavioral Reviews. 2019. PMID: 30885812.</w:t>
+        <w:t>2. Ozonoff S, et al. Changing conceptualizations of regression: What prospective studies reveal about the onset of autism spectrum disorder. Neuroscience &amp; Biobehavioral Reviews. 2019. PMID: 30885812.</w:t>
       </w:r>
     </w:p>
     <w:p>
-      <w:pPr>
-        <w:pStyle w:val="ListNumber"/>
-      </w:pPr>
       <w:r>
-        <w:t>Taylor LE, Swerdfeger AL, Eslick GD. Vaccines are not associated with autism: an evidence-based meta-analysis of case-control and cohort studies. Vaccine. 2014;32(29):3623–3629. doi:10.1016/j.vaccine.2014.04.085.</w:t>
+        <w:t>3. Taylor LE, Swerdfeger AL, Eslick GD. Vaccines are not associated with autism: an evidence-based meta-analysis of case-control and cohort studies. Vaccine. 2014;32(29):3623–3629. doi:10.1016/j.vaccine.2014.04.085.</w:t>
       </w:r>
     </w:p>
     <w:p>
-      <w:pPr>
-        <w:pStyle w:val="ListNumber"/>
-      </w:pPr>
       <w:r>
-        <w:t>Hviid A, Hansen JV, Frisch M, Melbye M. Measles, Mumps, Rubella Vaccination and Autism: A Nationwide Cohort Study. Ann Intern Med. 2019;170(8):513–520. doi:10.7326/M18-2101.</w:t>
+        <w:t>4. Hviid A, Hansen JV, Frisch M, Melbye M. Measles, Mumps, Rubella Vaccination and Autism: A Nationwide Cohort Study. Ann Intern Med. 2019;170(8):513–520. doi:10.7326/M18-2101.</w:t>
       </w:r>
     </w:p>
     <w:p>
-      <w:pPr>
-        <w:pStyle w:val="ListNumber"/>
-      </w:pPr>
       <w:r>
-        <w:t>Taylor B, et al. Measles, mumps, and rubella vaccination and bowel problems or developmental regression in children with autism: population study. BMJ. 2002;324:393–396. PMID: 11850369.</w:t>
+        <w:t>5. Taylor B, et al. Measles, mumps, and rubella vaccination and bowel problems or developmental regression in children with autism: population study. BMJ. 2002;324:393–396. PMID: 11850369.</w:t>
       </w:r>
     </w:p>
     <w:p>
-      <w:pPr>
-        <w:pStyle w:val="ListNumber"/>
-      </w:pPr>
       <w:r>
-        <w:t>U.S. Department of Health and Human Services, Office for Civil Rights. Guidance Regarding Methods for De-identification of Protected Health Information under the HIPAA Privacy Rule.</w:t>
+        <w:t>6. U.S. Department of Health and Human Services, Office for Civil Rights. Guidance Regarding Methods for De-identification of Protected Health Information under the HIPAA Privacy Rule.</w:t>
       </w:r>
     </w:p>
     <w:p>
-      <w:pPr>
-        <w:pStyle w:val="ListNumber"/>
-      </w:pPr>
       <w:r>
-        <w:t>U.S. Department of Health and Human Services, Office for Human Research Protections. 45 CFR part 46; guidance on coded private information and waiver/alteration of informed consent.</w:t>
+        <w:t>7. U.S. Department of Health and Human Services, Office for Human Research Protections. 45 CFR part 46; guidance on coded private information and waiver/alteration of informed consent.</w:t>
       </w:r>
     </w:p>
     <w:sectPr>
